--- a/Received/ukg/ukg, social science.docx
+++ b/Received/ukg/ukg, social science.docx
@@ -1070,7 +1070,27 @@
           <w:sz w:val="32"/>
           <w:szCs w:val="32"/>
         </w:rPr>
-        <w:t xml:space="preserve">Write the name of the flower. </w:t>
+        <w:t>Write the name of the flower</w:t>
+      </w:r>
+      <w:r>
+        <w:rPr>
+          <w:rFonts w:ascii="Times New Roman" w:hAnsi="Times New Roman" w:cs="Times New Roman"/>
+          <w:b/>
+          <w:bCs/>
+          <w:sz w:val="32"/>
+          <w:szCs w:val="32"/>
+        </w:rPr>
+        <w:t>s</w:t>
+      </w:r>
+      <w:r>
+        <w:rPr>
+          <w:rFonts w:ascii="Times New Roman" w:hAnsi="Times New Roman" w:cs="Times New Roman"/>
+          <w:b/>
+          <w:bCs/>
+          <w:sz w:val="32"/>
+          <w:szCs w:val="32"/>
+        </w:rPr>
+        <w:t xml:space="preserve">. </w:t>
       </w:r>
       <w:r>
         <w:rPr>
@@ -1245,7 +1265,17 @@
           <w:sz w:val="32"/>
           <w:szCs w:val="32"/>
         </w:rPr>
-        <w:t xml:space="preserve">Name of sports. </w:t>
+        <w:t>Write the n</w:t>
+      </w:r>
+      <w:r>
+        <w:rPr>
+          <w:rFonts w:ascii="Times New Roman" w:hAnsi="Times New Roman" w:cs="Times New Roman"/>
+          <w:b/>
+          <w:bCs/>
+          <w:sz w:val="32"/>
+          <w:szCs w:val="32"/>
+        </w:rPr>
+        <w:t xml:space="preserve">ame of sports. </w:t>
       </w:r>
       <w:r>
         <w:rPr>
@@ -1420,7 +1450,27 @@
           <w:sz w:val="32"/>
           <w:szCs w:val="32"/>
         </w:rPr>
-        <w:t xml:space="preserve">Write the name of vegetable. </w:t>
+        <w:t>Write the name of vegetable</w:t>
+      </w:r>
+      <w:r>
+        <w:rPr>
+          <w:rFonts w:ascii="Times New Roman" w:hAnsi="Times New Roman" w:cs="Times New Roman"/>
+          <w:b/>
+          <w:bCs/>
+          <w:sz w:val="32"/>
+          <w:szCs w:val="32"/>
+        </w:rPr>
+        <w:t>s</w:t>
+      </w:r>
+      <w:r>
+        <w:rPr>
+          <w:rFonts w:ascii="Times New Roman" w:hAnsi="Times New Roman" w:cs="Times New Roman"/>
+          <w:b/>
+          <w:bCs/>
+          <w:sz w:val="32"/>
+          <w:szCs w:val="32"/>
+        </w:rPr>
+        <w:t xml:space="preserve">. </w:t>
       </w:r>
       <w:r>
         <w:rPr>
@@ -1595,37 +1645,67 @@
           <w:sz w:val="32"/>
           <w:szCs w:val="32"/>
         </w:rPr>
-        <w:t xml:space="preserve">write the name of weather. </w:t>
-      </w:r>
-      <w:r>
-        <w:rPr>
-          <w:rFonts w:ascii="Times New Roman" w:hAnsi="Times New Roman" w:cs="Times New Roman"/>
-          <w:b/>
-          <w:bCs/>
-          <w:sz w:val="32"/>
-          <w:szCs w:val="32"/>
-        </w:rPr>
-        <w:tab/>
-      </w:r>
-      <w:r>
-        <w:rPr>
-          <w:rFonts w:ascii="Times New Roman" w:hAnsi="Times New Roman" w:cs="Times New Roman"/>
-          <w:b/>
-          <w:bCs/>
-          <w:sz w:val="32"/>
-          <w:szCs w:val="32"/>
-        </w:rPr>
-        <w:tab/>
-      </w:r>
-      <w:r>
-        <w:rPr>
-          <w:rFonts w:ascii="Times New Roman" w:hAnsi="Times New Roman" w:cs="Times New Roman"/>
-          <w:b/>
-          <w:bCs/>
-          <w:sz w:val="32"/>
-          <w:szCs w:val="32"/>
-        </w:rPr>
-        <w:t>(3)</w:t>
+        <w:t>Name the types of weather</w:t>
+      </w:r>
+      <w:r>
+        <w:rPr>
+          <w:rFonts w:ascii="Times New Roman" w:hAnsi="Times New Roman" w:cs="Times New Roman"/>
+          <w:b/>
+          <w:bCs/>
+          <w:sz w:val="32"/>
+          <w:szCs w:val="32"/>
+        </w:rPr>
+        <w:t xml:space="preserve">. </w:t>
+      </w:r>
+      <w:r>
+        <w:rPr>
+          <w:rFonts w:ascii="Times New Roman" w:hAnsi="Times New Roman" w:cs="Times New Roman"/>
+          <w:b/>
+          <w:bCs/>
+          <w:sz w:val="32"/>
+          <w:szCs w:val="32"/>
+        </w:rPr>
+        <w:tab/>
+      </w:r>
+      <w:r>
+        <w:rPr>
+          <w:rFonts w:ascii="Times New Roman" w:hAnsi="Times New Roman" w:cs="Times New Roman"/>
+          <w:b/>
+          <w:bCs/>
+          <w:sz w:val="32"/>
+          <w:szCs w:val="32"/>
+        </w:rPr>
+        <w:tab/>
+      </w:r>
+      <w:r>
+        <w:rPr>
+          <w:rFonts w:ascii="Times New Roman" w:hAnsi="Times New Roman" w:cs="Times New Roman"/>
+          <w:b/>
+          <w:bCs/>
+          <w:sz w:val="32"/>
+          <w:szCs w:val="32"/>
+        </w:rPr>
+        <w:t>(</w:t>
+      </w:r>
+      <w:r>
+        <w:rPr>
+          <w:rFonts w:ascii="Times New Roman" w:hAnsi="Times New Roman" w:cs="Times New Roman"/>
+          <w:b/>
+          <w:bCs/>
+          <w:sz w:val="32"/>
+          <w:szCs w:val="32"/>
+        </w:rPr>
+        <w:t>4</w:t>
+      </w:r>
+      <w:r>
+        <w:rPr>
+          <w:rFonts w:ascii="Times New Roman" w:hAnsi="Times New Roman" w:cs="Times New Roman"/>
+          <w:b/>
+          <w:bCs/>
+          <w:sz w:val="32"/>
+          <w:szCs w:val="32"/>
+        </w:rPr>
+        <w:t>)</w:t>
       </w:r>
     </w:p>
     <w:p>
@@ -1770,7 +1850,27 @@
           <w:sz w:val="32"/>
           <w:szCs w:val="32"/>
         </w:rPr>
-        <w:t xml:space="preserve">Write the name of product which we get from animal. </w:t>
+        <w:t>Write the name of product which we get from animal</w:t>
+      </w:r>
+      <w:r>
+        <w:rPr>
+          <w:rFonts w:ascii="Times New Roman" w:hAnsi="Times New Roman" w:cs="Times New Roman"/>
+          <w:b/>
+          <w:bCs/>
+          <w:sz w:val="32"/>
+          <w:szCs w:val="32"/>
+        </w:rPr>
+        <w:t>s</w:t>
+      </w:r>
+      <w:r>
+        <w:rPr>
+          <w:rFonts w:ascii="Times New Roman" w:hAnsi="Times New Roman" w:cs="Times New Roman"/>
+          <w:b/>
+          <w:bCs/>
+          <w:sz w:val="32"/>
+          <w:szCs w:val="32"/>
+        </w:rPr>
+        <w:t xml:space="preserve">. </w:t>
       </w:r>
       <w:r>
         <w:rPr>
@@ -1918,6 +2018,14 @@
           <w:rFonts w:ascii="Times New Roman" w:hAnsi="Times New Roman" w:cs="Times New Roman"/>
           <w:sz w:val="32"/>
           <w:szCs w:val="32"/>
+        </w:rPr>
+        <w:t xml:space="preserve"> </w:t>
+      </w:r>
+      <w:r>
+        <w:rPr>
+          <w:rFonts w:ascii="Times New Roman" w:hAnsi="Times New Roman" w:cs="Times New Roman"/>
+          <w:sz w:val="32"/>
+          <w:szCs w:val="32"/>
           <w:u w:val="single"/>
         </w:rPr>
         <w:tab/>
@@ -2052,6 +2160,32 @@
         </w:rPr>
         <w:tab/>
       </w:r>
+      <w:r>
+        <w:rPr>
+          <w:rFonts w:ascii="Times New Roman" w:hAnsi="Times New Roman" w:cs="Times New Roman"/>
+          <w:sz w:val="32"/>
+          <w:szCs w:val="32"/>
+          <w:u w:val="single"/>
+        </w:rPr>
+        <w:tab/>
+      </w:r>
+      <w:r>
+        <w:rPr>
+          <w:rFonts w:ascii="Times New Roman" w:hAnsi="Times New Roman" w:cs="Times New Roman"/>
+          <w:sz w:val="32"/>
+          <w:szCs w:val="32"/>
+        </w:rPr>
+        <w:t xml:space="preserve">          </w:t>
+      </w:r>
+      <w:r>
+        <w:rPr>
+          <w:rFonts w:ascii="Times New Roman" w:hAnsi="Times New Roman" w:cs="Times New Roman"/>
+          <w:sz w:val="32"/>
+          <w:szCs w:val="32"/>
+          <w:u w:val="single"/>
+        </w:rPr>
+        <w:t xml:space="preserve"> </w:t>
+      </w:r>
     </w:p>
     <w:p>
       <w:pPr>
@@ -2083,6 +2217,15 @@
           <w:szCs w:val="32"/>
         </w:rPr>
         <w:t>Goat    =</w:t>
+      </w:r>
+      <w:r>
+        <w:rPr>
+          <w:rFonts w:ascii="Times New Roman" w:hAnsi="Times New Roman" w:cs="Times New Roman"/>
+          <w:sz w:val="32"/>
+          <w:szCs w:val="32"/>
+          <w:u w:val="single"/>
+        </w:rPr>
+        <w:tab/>
       </w:r>
       <w:r>
         <w:rPr>
@@ -2804,7 +2947,47 @@
           <w:sz w:val="32"/>
           <w:szCs w:val="32"/>
         </w:rPr>
-        <w:t xml:space="preserve">Helping Friend </w:t>
+        <w:t xml:space="preserve">Helping </w:t>
+      </w:r>
+      <w:r>
+        <w:rPr>
+          <w:rFonts w:ascii="Times New Roman" w:hAnsi="Times New Roman" w:cs="Times New Roman"/>
+          <w:sz w:val="32"/>
+          <w:szCs w:val="32"/>
+        </w:rPr>
+        <w:t>f</w:t>
+      </w:r>
+      <w:r>
+        <w:rPr>
+          <w:rFonts w:ascii="Times New Roman" w:hAnsi="Times New Roman" w:cs="Times New Roman"/>
+          <w:sz w:val="32"/>
+          <w:szCs w:val="32"/>
+        </w:rPr>
+        <w:t>riend</w:t>
+      </w:r>
+      <w:r>
+        <w:rPr>
+          <w:rFonts w:ascii="Times New Roman" w:hAnsi="Times New Roman" w:cs="Times New Roman"/>
+          <w:sz w:val="32"/>
+          <w:szCs w:val="32"/>
+        </w:rPr>
+        <w:t>s</w:t>
+      </w:r>
+      <w:r>
+        <w:rPr>
+          <w:rFonts w:ascii="Times New Roman" w:hAnsi="Times New Roman" w:cs="Times New Roman"/>
+          <w:sz w:val="32"/>
+          <w:szCs w:val="32"/>
+        </w:rPr>
+        <w:t>.</w:t>
+      </w:r>
+      <w:r>
+        <w:rPr>
+          <w:rFonts w:ascii="Times New Roman" w:hAnsi="Times New Roman" w:cs="Times New Roman"/>
+          <w:sz w:val="32"/>
+          <w:szCs w:val="32"/>
+        </w:rPr>
+        <w:t xml:space="preserve"> </w:t>
       </w:r>
     </w:p>
     <w:p>
@@ -3081,7 +3264,23 @@
           <w:sz w:val="32"/>
           <w:szCs w:val="32"/>
         </w:rPr>
-        <w:t>Cutting Nails.</w:t>
+        <w:t xml:space="preserve">Cutting </w:t>
+      </w:r>
+      <w:r>
+        <w:rPr>
+          <w:rFonts w:ascii="Times New Roman" w:hAnsi="Times New Roman" w:cs="Times New Roman"/>
+          <w:sz w:val="32"/>
+          <w:szCs w:val="32"/>
+        </w:rPr>
+        <w:t>n</w:t>
+      </w:r>
+      <w:r>
+        <w:rPr>
+          <w:rFonts w:ascii="Times New Roman" w:hAnsi="Times New Roman" w:cs="Times New Roman"/>
+          <w:sz w:val="32"/>
+          <w:szCs w:val="32"/>
+        </w:rPr>
+        <w:t>ails.</w:t>
       </w:r>
       <w:r>
         <w:rPr>
@@ -3390,7 +3589,23 @@
           <w:sz w:val="32"/>
           <w:szCs w:val="32"/>
         </w:rPr>
-        <w:t>Our national animal is ………………..(cow, Dog).</w:t>
+        <w:t>Our national animal is ………………..(</w:t>
+      </w:r>
+      <w:r>
+        <w:rPr>
+          <w:rFonts w:ascii="Times New Roman" w:hAnsi="Times New Roman" w:cs="Times New Roman"/>
+          <w:sz w:val="32"/>
+          <w:szCs w:val="32"/>
+        </w:rPr>
+        <w:t>C</w:t>
+      </w:r>
+      <w:r>
+        <w:rPr>
+          <w:rFonts w:ascii="Times New Roman" w:hAnsi="Times New Roman" w:cs="Times New Roman"/>
+          <w:sz w:val="32"/>
+          <w:szCs w:val="32"/>
+        </w:rPr>
+        <w:t>ow, Dog).</w:t>
       </w:r>
     </w:p>
     <w:p>
@@ -3479,7 +3694,23 @@
           <w:sz w:val="32"/>
           <w:szCs w:val="32"/>
         </w:rPr>
-        <w:t>Our National colour is ……………………………..(Crimson, yellow)</w:t>
+        <w:t xml:space="preserve">Our National colour is ……………………………..(Crimson, </w:t>
+      </w:r>
+      <w:r>
+        <w:rPr>
+          <w:rFonts w:ascii="Times New Roman" w:hAnsi="Times New Roman" w:cs="Times New Roman"/>
+          <w:sz w:val="32"/>
+          <w:szCs w:val="32"/>
+        </w:rPr>
+        <w:t>Y</w:t>
+      </w:r>
+      <w:r>
+        <w:rPr>
+          <w:rFonts w:ascii="Times New Roman" w:hAnsi="Times New Roman" w:cs="Times New Roman"/>
+          <w:sz w:val="32"/>
+          <w:szCs w:val="32"/>
+        </w:rPr>
+        <w:t>ellow)</w:t>
       </w:r>
     </w:p>
     <w:p>
@@ -3534,7 +3765,7 @@
           <w:tab w:val="decimal" w:pos="8364"/>
           <w:tab w:val="right" w:pos="9639"/>
         </w:tabs>
-        <w:spacing w:line="360" w:lineRule="auto"/>
+        <w:spacing w:line="480" w:lineRule="auto"/>
         <w:rPr>
           <w:rFonts w:ascii="Times New Roman" w:hAnsi="Times New Roman" w:cs="Times New Roman"/>
           <w:b/>
@@ -3562,7 +3793,27 @@
           <w:szCs w:val="32"/>
         </w:rPr>
         <w:tab/>
-        <w:t>(animals with their baby)</w:t>
+        <w:t>(animals with their bab</w:t>
+      </w:r>
+      <w:r>
+        <w:rPr>
+          <w:rFonts w:ascii="Times New Roman" w:hAnsi="Times New Roman" w:cs="Times New Roman"/>
+          <w:b/>
+          <w:bCs/>
+          <w:sz w:val="32"/>
+          <w:szCs w:val="32"/>
+        </w:rPr>
+        <w:t>ies</w:t>
+      </w:r>
+      <w:r>
+        <w:rPr>
+          <w:rFonts w:ascii="Times New Roman" w:hAnsi="Times New Roman" w:cs="Times New Roman"/>
+          <w:b/>
+          <w:bCs/>
+          <w:sz w:val="32"/>
+          <w:szCs w:val="32"/>
+        </w:rPr>
+        <w:t>)</w:t>
       </w:r>
       <w:r>
         <w:rPr>
@@ -3626,7 +3877,7 @@
           <w:tab w:val="decimal" w:pos="8364"/>
           <w:tab w:val="right" w:pos="9639"/>
         </w:tabs>
-        <w:spacing w:line="600" w:lineRule="auto"/>
+        <w:spacing w:line="480" w:lineRule="auto"/>
         <w:ind w:left="720"/>
         <w:rPr>
           <w:rFonts w:ascii="Times New Roman" w:hAnsi="Times New Roman" w:cs="Times New Roman"/>
@@ -3659,7 +3910,7 @@
           <w:tab w:val="left" w:pos="5245"/>
           <w:tab w:val="right" w:pos="9639"/>
         </w:tabs>
-        <w:spacing w:line="600" w:lineRule="auto"/>
+        <w:spacing w:line="480" w:lineRule="auto"/>
         <w:ind w:left="720"/>
         <w:rPr>
           <w:rFonts w:ascii="Times New Roman" w:hAnsi="Times New Roman" w:cs="Times New Roman"/>
@@ -3692,7 +3943,7 @@
           <w:tab w:val="left" w:pos="5245"/>
           <w:tab w:val="right" w:pos="9639"/>
         </w:tabs>
-        <w:spacing w:line="600" w:lineRule="auto"/>
+        <w:spacing w:line="480" w:lineRule="auto"/>
         <w:ind w:left="720"/>
         <w:rPr>
           <w:rFonts w:ascii="Times New Roman" w:hAnsi="Times New Roman" w:cs="Times New Roman"/>
@@ -3725,7 +3976,7 @@
           <w:tab w:val="left" w:pos="5245"/>
           <w:tab w:val="right" w:pos="9639"/>
         </w:tabs>
-        <w:spacing w:line="600" w:lineRule="auto"/>
+        <w:spacing w:line="480" w:lineRule="auto"/>
         <w:ind w:left="720"/>
         <w:rPr>
           <w:rFonts w:ascii="Times New Roman" w:hAnsi="Times New Roman" w:cs="Times New Roman"/>
@@ -3758,7 +4009,7 @@
           <w:tab w:val="left" w:pos="5245"/>
           <w:tab w:val="right" w:pos="9639"/>
         </w:tabs>
-        <w:spacing w:line="600" w:lineRule="auto"/>
+        <w:spacing w:line="480" w:lineRule="auto"/>
         <w:ind w:left="720"/>
         <w:rPr>
           <w:rFonts w:ascii="Times New Roman" w:hAnsi="Times New Roman" w:cs="Times New Roman"/>
@@ -3782,6 +4033,39 @@
         </w:rPr>
         <w:tab/>
         <w:t>kid</w:t>
+      </w:r>
+    </w:p>
+    <w:p>
+      <w:pPr>
+        <w:pStyle w:val="BasicParagraph"/>
+        <w:tabs>
+          <w:tab w:val="left" w:pos="5245"/>
+          <w:tab w:val="right" w:pos="9639"/>
+        </w:tabs>
+        <w:spacing w:line="480" w:lineRule="auto"/>
+        <w:ind w:left="720"/>
+        <w:rPr>
+          <w:rFonts w:ascii="Times New Roman" w:hAnsi="Times New Roman" w:cs="Times New Roman"/>
+          <w:sz w:val="32"/>
+          <w:szCs w:val="32"/>
+        </w:rPr>
+      </w:pPr>
+      <w:r>
+        <w:rPr>
+          <w:rFonts w:ascii="Times New Roman" w:hAnsi="Times New Roman" w:cs="Times New Roman"/>
+          <w:sz w:val="32"/>
+          <w:szCs w:val="32"/>
+        </w:rPr>
+        <w:t>Pig</w:t>
+      </w:r>
+      <w:r>
+        <w:rPr>
+          <w:rFonts w:ascii="Times New Roman" w:hAnsi="Times New Roman" w:cs="Times New Roman"/>
+          <w:sz w:val="32"/>
+          <w:szCs w:val="32"/>
+        </w:rPr>
+        <w:tab/>
+        <w:t>Lamb</w:t>
       </w:r>
     </w:p>
     <w:p>
@@ -3821,17 +4105,27 @@
           <w:szCs w:val="32"/>
         </w:rPr>
         <w:lastRenderedPageBreak/>
-        <w:t>Write healthy and unhealthy food.</w:t>
-      </w:r>
-      <w:r>
-        <w:rPr>
-          <w:rFonts w:ascii="Times New Roman" w:hAnsi="Times New Roman" w:cs="Times New Roman"/>
-          <w:b/>
-          <w:bCs/>
-          <w:sz w:val="32"/>
-          <w:szCs w:val="32"/>
-        </w:rPr>
-        <w:tab/>
+        <w:t>Write healthy and unhealthy food</w:t>
+      </w:r>
+      <w:r>
+        <w:rPr>
+          <w:rFonts w:ascii="Times New Roman" w:hAnsi="Times New Roman" w:cs="Times New Roman"/>
+          <w:b/>
+          <w:bCs/>
+          <w:sz w:val="32"/>
+          <w:szCs w:val="32"/>
+        </w:rPr>
+        <w:t>s</w:t>
+      </w:r>
+      <w:r>
+        <w:rPr>
+          <w:rFonts w:ascii="Times New Roman" w:hAnsi="Times New Roman" w:cs="Times New Roman"/>
+          <w:b/>
+          <w:bCs/>
+          <w:sz w:val="32"/>
+          <w:szCs w:val="32"/>
+        </w:rPr>
+        <w:t>.</w:t>
       </w:r>
       <w:r>
         <w:rPr>
@@ -4022,6 +4316,16 @@
               </w:rPr>
               <w:t>Healthy</w:t>
             </w:r>
+            <w:r>
+              <w:rPr>
+                <w:rFonts w:ascii="Times New Roman" w:hAnsi="Times New Roman" w:cs="Times New Roman"/>
+                <w:b/>
+                <w:bCs/>
+                <w:sz w:val="32"/>
+                <w:szCs w:val="32"/>
+              </w:rPr>
+              <w:t xml:space="preserve"> foods</w:t>
+            </w:r>
           </w:p>
         </w:tc>
         <w:tc>
@@ -4060,6 +4364,16 @@
                 <w:szCs w:val="32"/>
               </w:rPr>
               <w:t>Unhealthy</w:t>
+            </w:r>
+            <w:r>
+              <w:rPr>
+                <w:rFonts w:ascii="Times New Roman" w:hAnsi="Times New Roman" w:cs="Times New Roman"/>
+                <w:b/>
+                <w:bCs/>
+                <w:sz w:val="32"/>
+                <w:szCs w:val="32"/>
+              </w:rPr>
+              <w:t xml:space="preserve"> foods</w:t>
             </w:r>
           </w:p>
         </w:tc>
@@ -4412,6 +4726,165 @@
           <w:u w:val="single"/>
         </w:rPr>
       </w:pPr>
+      <w:r>
+        <w:rPr>
+          <w:rFonts w:ascii="Times New Roman" w:hAnsi="Times New Roman" w:cs="Times New Roman"/>
+          <w:b/>
+          <w:bCs/>
+          <w:noProof/>
+          <w:sz w:val="32"/>
+          <w:szCs w:val="32"/>
+          <w:u w:val="single"/>
+        </w:rPr>
+        <mc:AlternateContent>
+          <mc:Choice Requires="wps">
+            <w:drawing>
+              <wp:anchor distT="0" distB="0" distL="114300" distR="114300" simplePos="0" relativeHeight="251669504" behindDoc="0" locked="0" layoutInCell="1" allowOverlap="1" wp14:anchorId="3C202127" wp14:editId="440B618B">
+                <wp:simplePos x="0" y="0"/>
+                <wp:positionH relativeFrom="column">
+                  <wp:posOffset>2266950</wp:posOffset>
+                </wp:positionH>
+                <wp:positionV relativeFrom="paragraph">
+                  <wp:posOffset>1929765</wp:posOffset>
+                </wp:positionV>
+                <wp:extent cx="962025" cy="104775"/>
+                <wp:effectExtent l="38100" t="0" r="28575" b="85725"/>
+                <wp:wrapNone/>
+                <wp:docPr id="1122248126" name="Straight Arrow Connector 10"/>
+                <wp:cNvGraphicFramePr/>
+                <a:graphic xmlns:a="http://schemas.openxmlformats.org/drawingml/2006/main">
+                  <a:graphicData uri="http://schemas.microsoft.com/office/word/2010/wordprocessingShape">
+                    <wps:wsp>
+                      <wps:cNvCnPr/>
+                      <wps:spPr>
+                        <a:xfrm flipH="1">
+                          <a:off x="0" y="0"/>
+                          <a:ext cx="962025" cy="104775"/>
+                        </a:xfrm>
+                        <a:prstGeom prst="straightConnector1">
+                          <a:avLst/>
+                        </a:prstGeom>
+                        <a:ln>
+                          <a:solidFill>
+                            <a:schemeClr val="tx1"/>
+                          </a:solidFill>
+                          <a:tailEnd type="triangle"/>
+                        </a:ln>
+                      </wps:spPr>
+                      <wps:style>
+                        <a:lnRef idx="1">
+                          <a:schemeClr val="accent1"/>
+                        </a:lnRef>
+                        <a:fillRef idx="0">
+                          <a:schemeClr val="accent1"/>
+                        </a:fillRef>
+                        <a:effectRef idx="0">
+                          <a:schemeClr val="accent1"/>
+                        </a:effectRef>
+                        <a:fontRef idx="minor">
+                          <a:schemeClr val="tx1"/>
+                        </a:fontRef>
+                      </wps:style>
+                      <wps:bodyPr/>
+                    </wps:wsp>
+                  </a:graphicData>
+                </a:graphic>
+              </wp:anchor>
+            </w:drawing>
+          </mc:Choice>
+          <mc:Fallback>
+            <w:pict>
+              <v:shapetype w14:anchorId="57DD649D" id="_x0000_t32" coordsize="21600,21600" o:spt="32" o:oned="t" path="m,l21600,21600e" filled="f">
+                <v:path arrowok="t" fillok="f" o:connecttype="none"/>
+                <o:lock v:ext="edit" shapetype="t"/>
+              </v:shapetype>
+              <v:shape id="Straight Arrow Connector 10" o:spid="_x0000_s1026" type="#_x0000_t32" style="position:absolute;margin-left:178.5pt;margin-top:151.95pt;width:75.75pt;height:8.25pt;flip:x;z-index:251669504;visibility:visible;mso-wrap-style:square;mso-wrap-distance-left:9pt;mso-wrap-distance-top:0;mso-wrap-distance-right:9pt;mso-wrap-distance-bottom:0;mso-position-horizontal:absolute;mso-position-horizontal-relative:text;mso-position-vertical:absolute;mso-position-vertical-relative:text" o:gfxdata="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" strokecolor="black [3213]" strokeweight=".5pt">
+                <v:stroke endarrow="block" joinstyle="miter"/>
+              </v:shape>
+            </w:pict>
+          </mc:Fallback>
+        </mc:AlternateContent>
+      </w:r>
+      <w:r>
+        <w:rPr>
+          <w:rFonts w:ascii="Times New Roman" w:hAnsi="Times New Roman" w:cs="Times New Roman"/>
+          <w:b/>
+          <w:bCs/>
+          <w:noProof/>
+          <w:sz w:val="32"/>
+          <w:szCs w:val="32"/>
+          <w:u w:val="single"/>
+        </w:rPr>
+        <mc:AlternateContent>
+          <mc:Choice Requires="wps">
+            <w:drawing>
+              <wp:anchor distT="0" distB="0" distL="114300" distR="114300" simplePos="0" relativeHeight="251668480" behindDoc="0" locked="0" layoutInCell="1" allowOverlap="1" wp14:anchorId="45659F55" wp14:editId="40513A23">
+                <wp:simplePos x="0" y="0"/>
+                <wp:positionH relativeFrom="column">
+                  <wp:posOffset>781050</wp:posOffset>
+                </wp:positionH>
+                <wp:positionV relativeFrom="paragraph">
+                  <wp:posOffset>1863090</wp:posOffset>
+                </wp:positionV>
+                <wp:extent cx="1485900" cy="504825"/>
+                <wp:effectExtent l="0" t="0" r="19050" b="28575"/>
+                <wp:wrapNone/>
+                <wp:docPr id="1401747680" name="Rectangle 9"/>
+                <wp:cNvGraphicFramePr/>
+                <a:graphic xmlns:a="http://schemas.openxmlformats.org/drawingml/2006/main">
+                  <a:graphicData uri="http://schemas.microsoft.com/office/word/2010/wordprocessingShape">
+                    <wps:wsp>
+                      <wps:cNvSpPr/>
+                      <wps:spPr>
+                        <a:xfrm>
+                          <a:off x="0" y="0"/>
+                          <a:ext cx="1485900" cy="504825"/>
+                        </a:xfrm>
+                        <a:prstGeom prst="rect">
+                          <a:avLst/>
+                        </a:prstGeom>
+                        <a:noFill/>
+                        <a:ln>
+                          <a:solidFill>
+                            <a:schemeClr val="tx1"/>
+                          </a:solidFill>
+                        </a:ln>
+                      </wps:spPr>
+                      <wps:style>
+                        <a:lnRef idx="2">
+                          <a:schemeClr val="accent1">
+                            <a:shade val="15000"/>
+                          </a:schemeClr>
+                        </a:lnRef>
+                        <a:fillRef idx="1">
+                          <a:schemeClr val="accent1"/>
+                        </a:fillRef>
+                        <a:effectRef idx="0">
+                          <a:schemeClr val="accent1"/>
+                        </a:effectRef>
+                        <a:fontRef idx="minor">
+                          <a:schemeClr val="lt1"/>
+                        </a:fontRef>
+                      </wps:style>
+                      <wps:bodyPr rot="0" spcFirstLastPara="0" vertOverflow="overflow" horzOverflow="overflow" vert="horz" wrap="square" lIns="91440" tIns="45720" rIns="91440" bIns="45720" numCol="1" spcCol="0" rtlCol="0" fromWordArt="0" anchor="ctr" anchorCtr="0" forceAA="0" compatLnSpc="1">
+                        <a:prstTxWarp prst="textNoShape">
+                          <a:avLst/>
+                        </a:prstTxWarp>
+                        <a:noAutofit/>
+                      </wps:bodyPr>
+                    </wps:wsp>
+                  </a:graphicData>
+                </a:graphic>
+              </wp:anchor>
+            </w:drawing>
+          </mc:Choice>
+          <mc:Fallback>
+            <w:pict>
+              <v:rect w14:anchorId="02CDF43B" id="Rectangle 9" o:spid="_x0000_s1026" style="position:absolute;margin-left:61.5pt;margin-top:146.7pt;width:117pt;height:39.75pt;z-index:251668480;visibility:visible;mso-wrap-style:square;mso-wrap-distance-left:9pt;mso-wrap-distance-top:0;mso-wrap-distance-right:9pt;mso-wrap-distance-bottom:0;mso-position-horizontal:absolute;mso-position-horizontal-relative:text;mso-position-vertical:absolute;mso-position-vertical-relative:text;v-text-anchor:middle" o:gfxdata="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" filled="f" strokecolor="black [3213]" strokeweight="1pt"/>
+            </w:pict>
+          </mc:Fallback>
+        </mc:AlternateContent>
+      </w:r>
       <w:r>
         <w:rPr>
           <w:rFonts w:ascii="Times New Roman" w:hAnsi="Times New Roman" w:cs="Times New Roman"/>
